--- a/Justificación de Base de Datos.docx
+++ b/Justificación de Base de Datos.docx
@@ -286,6 +286,7 @@
         <w:rPr>
           <w:rFonts w:hint="default" w:ascii="Arial" w:hAnsi="Arial" w:eastAsiaTheme="minorEastAsia" w:cstheme="minorBidi"/>
           <w:sz w:val="22"/>
+          <w:szCs w:val="22"/>
           <w:lang w:val="es-MX" w:eastAsia="zh-CN" w:bidi="ar-SA"/>
         </w:rPr>
       </w:sdtEndPr>
@@ -358,7 +359,7 @@
               <w:szCs w:val="22"/>
               <w:lang w:val="es-MX"/>
             </w:rPr>
-            <w:instrText xml:space="preserve"> HYPERLINK \l _Toc4100 </w:instrText>
+            <w:instrText xml:space="preserve"> HYPERLINK \l _Toc30267 </w:instrText>
           </w:r>
           <w:r>
             <w:rPr>
@@ -383,7 +384,7 @@
             <w:fldChar w:fldCharType="begin"/>
           </w:r>
           <w:r>
-            <w:instrText xml:space="preserve"> PAGEREF _Toc4100 \h </w:instrText>
+            <w:instrText xml:space="preserve"> PAGEREF _Toc30267 \h </w:instrText>
           </w:r>
           <w:r>
             <w:fldChar w:fldCharType="separate"/>
@@ -424,7 +425,7 @@
               <w:szCs w:val="22"/>
               <w:lang w:val="es-MX"/>
             </w:rPr>
-            <w:instrText xml:space="preserve"> HYPERLINK \l _Toc12243 </w:instrText>
+            <w:instrText xml:space="preserve"> HYPERLINK \l _Toc1559 </w:instrText>
           </w:r>
           <w:r>
             <w:rPr>
@@ -439,7 +440,7 @@
               <w:rFonts w:hint="default"/>
               <w:lang w:val="es-MX"/>
             </w:rPr>
-            <w:t>WSL2</w:t>
+            <w:t>WSL2 (Windows Subsystem for Linux)</w:t>
           </w:r>
           <w:r>
             <w:tab/>
@@ -448,7 +449,7 @@
             <w:fldChar w:fldCharType="begin"/>
           </w:r>
           <w:r>
-            <w:instrText xml:space="preserve"> PAGEREF _Toc12243 \h </w:instrText>
+            <w:instrText xml:space="preserve"> PAGEREF _Toc1559 \h </w:instrText>
           </w:r>
           <w:r>
             <w:fldChar w:fldCharType="separate"/>
@@ -489,7 +490,7 @@
               <w:szCs w:val="22"/>
               <w:lang w:val="es-MX"/>
             </w:rPr>
-            <w:instrText xml:space="preserve"> HYPERLINK \l _Toc8482 </w:instrText>
+            <w:instrText xml:space="preserve"> HYPERLINK \l _Toc23863 </w:instrText>
           </w:r>
           <w:r>
             <w:rPr>
@@ -513,7 +514,7 @@
             <w:fldChar w:fldCharType="begin"/>
           </w:r>
           <w:r>
-            <w:instrText xml:space="preserve"> PAGEREF _Toc8482 \h </w:instrText>
+            <w:instrText xml:space="preserve"> PAGEREF _Toc23863 \h </w:instrText>
           </w:r>
           <w:r>
             <w:fldChar w:fldCharType="separate"/>
@@ -554,7 +555,7 @@
               <w:szCs w:val="22"/>
               <w:lang w:val="es-MX"/>
             </w:rPr>
-            <w:instrText xml:space="preserve"> HYPERLINK \l _Toc16500 </w:instrText>
+            <w:instrText xml:space="preserve"> HYPERLINK \l _Toc17070 </w:instrText>
           </w:r>
           <w:r>
             <w:rPr>
@@ -578,7 +579,7 @@
             <w:fldChar w:fldCharType="begin"/>
           </w:r>
           <w:r>
-            <w:instrText xml:space="preserve"> PAGEREF _Toc16500 \h </w:instrText>
+            <w:instrText xml:space="preserve"> PAGEREF _Toc17070 \h </w:instrText>
           </w:r>
           <w:r>
             <w:fldChar w:fldCharType="separate"/>
@@ -619,7 +620,7 @@
               <w:szCs w:val="22"/>
               <w:lang w:val="es-MX"/>
             </w:rPr>
-            <w:instrText xml:space="preserve"> HYPERLINK \l _Toc6255 </w:instrText>
+            <w:instrText xml:space="preserve"> HYPERLINK \l _Toc5363 </w:instrText>
           </w:r>
           <w:r>
             <w:rPr>
@@ -643,13 +644,13 @@
             <w:fldChar w:fldCharType="begin"/>
           </w:r>
           <w:r>
-            <w:instrText xml:space="preserve"> PAGEREF _Toc6255 \h </w:instrText>
+            <w:instrText xml:space="preserve"> PAGEREF _Toc5363 \h </w:instrText>
           </w:r>
           <w:r>
             <w:fldChar w:fldCharType="separate"/>
           </w:r>
           <w:r>
-            <w:t>10</w:t>
+            <w:t>14</w:t>
           </w:r>
           <w:r>
             <w:fldChar w:fldCharType="end"/>
@@ -684,7 +685,7 @@
               <w:szCs w:val="22"/>
               <w:lang w:val="es-MX"/>
             </w:rPr>
-            <w:instrText xml:space="preserve"> HYPERLINK \l _Toc32670 </w:instrText>
+            <w:instrText xml:space="preserve"> HYPERLINK \l _Toc3222 </w:instrText>
           </w:r>
           <w:r>
             <w:rPr>
@@ -708,13 +709,13 @@
             <w:fldChar w:fldCharType="begin"/>
           </w:r>
           <w:r>
-            <w:instrText xml:space="preserve"> PAGEREF _Toc32670 \h </w:instrText>
+            <w:instrText xml:space="preserve"> PAGEREF _Toc3222 \h </w:instrText>
           </w:r>
           <w:r>
             <w:fldChar w:fldCharType="separate"/>
           </w:r>
           <w:r>
-            <w:t>11</w:t>
+            <w:t>15</w:t>
           </w:r>
           <w:r>
             <w:fldChar w:fldCharType="end"/>
@@ -749,7 +750,7 @@
               <w:szCs w:val="22"/>
               <w:lang w:val="es-MX"/>
             </w:rPr>
-            <w:instrText xml:space="preserve"> HYPERLINK \l _Toc2523 </w:instrText>
+            <w:instrText xml:space="preserve"> HYPERLINK \l _Toc14094 </w:instrText>
           </w:r>
           <w:r>
             <w:rPr>
@@ -773,13 +774,13 @@
             <w:fldChar w:fldCharType="begin"/>
           </w:r>
           <w:r>
-            <w:instrText xml:space="preserve"> PAGEREF _Toc2523 \h </w:instrText>
+            <w:instrText xml:space="preserve"> PAGEREF _Toc14094 \h </w:instrText>
           </w:r>
           <w:r>
             <w:fldChar w:fldCharType="separate"/>
           </w:r>
           <w:r>
-            <w:t>11</w:t>
+            <w:t>15</w:t>
           </w:r>
           <w:r>
             <w:fldChar w:fldCharType="end"/>
@@ -1136,6 +1137,28 @@
     </w:p>
     <w:p>
       <w:pPr>
+        <w:keepNext w:val="0"/>
+        <w:keepLines w:val="0"/>
+        <w:pageBreakBefore w:val="0"/>
+        <w:widowControl/>
+        <w:kinsoku/>
+        <w:wordWrap/>
+        <w:overflowPunct/>
+        <w:topLinePunct w:val="0"/>
+        <w:autoSpaceDE/>
+        <w:autoSpaceDN/>
+        <w:bidi w:val="0"/>
+        <w:adjustRightInd/>
+        <w:snapToGrid/>
+        <w:textAlignment w:val="auto"/>
+        <w:rPr>
+          <w:rFonts w:hint="default"/>
+          <w:lang w:val="es-MX"/>
+        </w:rPr>
+      </w:pPr>
+    </w:p>
+    <w:p>
+      <w:pPr>
         <w:pStyle w:val="2"/>
         <w:keepNext/>
         <w:keepLines w:val="0"/>
@@ -1160,7 +1183,7 @@
           <w:lang w:val="es-MX"/>
         </w:rPr>
       </w:pPr>
-      <w:bookmarkStart w:id="0" w:name="_Toc4100"/>
+      <w:bookmarkStart w:id="0" w:name="_Toc30267"/>
       <w:r>
         <w:rPr>
           <w:rFonts w:hint="default"/>
@@ -1476,6 +1499,19 @@
     </w:p>
     <w:p>
       <w:pPr>
+        <w:numPr>
+          <w:ilvl w:val="0"/>
+          <w:numId w:val="0"/>
+        </w:numPr>
+        <w:spacing w:line="480" w:lineRule="auto"/>
+        <w:rPr>
+          <w:rFonts w:hint="default"/>
+          <w:lang w:val="es-MX"/>
+        </w:rPr>
+      </w:pPr>
+    </w:p>
+    <w:p>
+      <w:pPr>
         <w:pStyle w:val="2"/>
         <w:bidi w:val="0"/>
         <w:rPr>
@@ -1483,22 +1519,15 @@
           <w:lang w:val="es-MX"/>
         </w:rPr>
       </w:pPr>
-      <w:bookmarkStart w:id="1" w:name="_Toc12243"/>
-      <w:r>
-        <w:rPr>
-          <w:rFonts w:hint="default"/>
-          <w:lang w:val="es-MX"/>
-        </w:rPr>
-        <w:t>WSL2</w:t>
+      <w:bookmarkStart w:id="1" w:name="_Toc1559"/>
+      <w:r>
+        <w:rPr>
+          <w:rFonts w:hint="default"/>
+          <w:lang w:val="es-MX"/>
+        </w:rPr>
+        <w:t>WSL2 (Windows Subsystem for Linux)</w:t>
       </w:r>
       <w:bookmarkEnd w:id="1"/>
-      <w:r>
-        <w:rPr>
-          <w:rFonts w:hint="default"/>
-          <w:lang w:val="es-MX"/>
-        </w:rPr>
-        <w:t xml:space="preserve"> (Windows Subsystem for Linux)</w:t>
-      </w:r>
     </w:p>
     <w:p>
       <w:pPr>
@@ -1529,6 +1558,14 @@
         </w:rPr>
         <w:t>En el caso del proyecto a la hora de descargar Docker este detectó que el sistema era windows por lo cual creó de manera automática la función WSL2, esto debido a que Docker en Windows es mas lento, los archivos ocupan mas espacio y puede llegar a dar problemas, sobretodo porque la mayoría de las funciones fueron pensadas para Linux.</w:t>
       </w:r>
+    </w:p>
+    <w:p>
+      <w:pPr>
+        <w:rPr>
+          <w:rFonts w:hint="default"/>
+          <w:lang w:val="es-MX"/>
+        </w:rPr>
+      </w:pPr>
     </w:p>
     <w:p>
       <w:pPr>
@@ -1539,7 +1576,7 @@
           <w:lang w:val="es-MX"/>
         </w:rPr>
       </w:pPr>
-      <w:bookmarkStart w:id="2" w:name="_Toc8482"/>
+      <w:bookmarkStart w:id="2" w:name="_Toc23863"/>
       <w:r>
         <w:rPr>
           <w:rFonts w:hint="default"/>
@@ -2434,6 +2471,15 @@
     </w:p>
     <w:p>
       <w:pPr>
+        <w:bidi w:val="0"/>
+        <w:rPr>
+          <w:rFonts w:hint="default"/>
+          <w:lang w:val="es-MX"/>
+        </w:rPr>
+      </w:pPr>
+    </w:p>
+    <w:p>
+      <w:pPr>
         <w:pStyle w:val="2"/>
         <w:bidi w:val="0"/>
         <w:rPr>
@@ -2441,7 +2487,7 @@
           <w:lang w:val="es-MX"/>
         </w:rPr>
       </w:pPr>
-      <w:bookmarkStart w:id="3" w:name="_Toc16500"/>
+      <w:bookmarkStart w:id="3" w:name="_Toc17070"/>
       <w:r>
         <w:rPr>
           <w:rFonts w:hint="default"/>
@@ -2750,6 +2796,7 @@
     <w:p>
       <w:pPr>
         <w:numPr>
+          <w:ilvl w:val="0"/>
           <w:numId w:val="0"/>
         </w:numPr>
         <w:ind w:leftChars="0"/>
@@ -2825,6 +2872,7 @@
     <w:p>
       <w:pPr>
         <w:numPr>
+          <w:ilvl w:val="0"/>
           <w:numId w:val="0"/>
         </w:numPr>
         <w:ind w:leftChars="0"/>
@@ -2900,6 +2948,7 @@
     <w:p>
       <w:pPr>
         <w:numPr>
+          <w:ilvl w:val="0"/>
           <w:numId w:val="0"/>
         </w:numPr>
         <w:ind w:leftChars="0"/>
@@ -2951,6 +3000,7 @@
     <w:p>
       <w:pPr>
         <w:numPr>
+          <w:ilvl w:val="0"/>
           <w:numId w:val="0"/>
         </w:numPr>
         <w:ind w:leftChars="0"/>
@@ -2970,6 +3020,7 @@
     <w:p>
       <w:pPr>
         <w:numPr>
+          <w:ilvl w:val="0"/>
           <w:numId w:val="0"/>
         </w:numPr>
         <w:ind w:leftChars="0"/>
@@ -3021,6 +3072,7 @@
     <w:p>
       <w:pPr>
         <w:numPr>
+          <w:ilvl w:val="0"/>
           <w:numId w:val="0"/>
         </w:numPr>
         <w:ind w:leftChars="0"/>
@@ -3040,6 +3092,7 @@
     <w:p>
       <w:pPr>
         <w:numPr>
+          <w:ilvl w:val="0"/>
           <w:numId w:val="0"/>
         </w:numPr>
         <w:ind w:leftChars="0"/>
@@ -3058,6 +3111,19 @@
     </w:p>
     <w:p>
       <w:pPr>
+        <w:numPr>
+          <w:ilvl w:val="0"/>
+          <w:numId w:val="0"/>
+        </w:numPr>
+        <w:ind w:leftChars="0"/>
+        <w:rPr>
+          <w:rFonts w:hint="default"/>
+          <w:lang w:val="es-MX"/>
+        </w:rPr>
+      </w:pPr>
+    </w:p>
+    <w:p>
+      <w:pPr>
         <w:pStyle w:val="2"/>
         <w:bidi w:val="0"/>
         <w:rPr>
@@ -3065,7 +3131,7 @@
           <w:lang w:val="es-MX"/>
         </w:rPr>
       </w:pPr>
-      <w:bookmarkStart w:id="4" w:name="_Toc6255"/>
+      <w:bookmarkStart w:id="4" w:name="_Toc5363"/>
       <w:r>
         <w:rPr>
           <w:rFonts w:hint="default"/>
@@ -3097,16 +3163,818 @@
           <w:lang w:val="es-MX"/>
         </w:rPr>
       </w:pPr>
+      <w:r>
+        <w:rPr>
+          <w:rFonts w:hint="default"/>
+          <w:lang w:val="es-MX"/>
+        </w:rPr>
+        <w:t>Ahora un detalle importante a tener en cuenta es que si bien “Railway” posee un plan gratis este está limitado en cuanto a funcionalidad, esto también implica en el uso de créditos por mes pero que para fines académicos serán mas suficientes para su uso.</w:t>
+      </w:r>
+    </w:p>
+    <w:p>
+      <w:pPr>
+        <w:rPr>
+          <w:rFonts w:hint="default"/>
+          <w:lang w:val="es-MX"/>
+        </w:rPr>
+      </w:pPr>
+      <w:r>
+        <w:rPr>
+          <w:rFonts w:hint="default"/>
+          <w:lang w:val="es-MX"/>
+        </w:rPr>
+        <w:t>Ahora que ya se explicó su funcionamiento procederemos a mostrar su uso para el proyecto, en este caso se utilizará como base de respaldo y para obtención de datos, ya que la simulación se corre de manera local en uno de los equipos lo que se hará es correr la simulación en el equipo y una vez terminada esta se subirá a la base y así se podrán pasar para la base generada en docker.</w:t>
+      </w:r>
+    </w:p>
+    <w:p>
+      <w:pPr>
+        <w:rPr>
+          <w:rFonts w:hint="default"/>
+          <w:lang w:val="es-MX"/>
+        </w:rPr>
+      </w:pPr>
+      <w:r>
+        <w:rPr>
+          <w:rFonts w:hint="default"/>
+          <w:lang w:val="es-MX"/>
+        </w:rPr>
+        <w:t xml:space="preserve">Una de las facilidades que posee “Railway” es que se puede iniciar sesión con una cuenta de github por lo cual se puede subir la base a github y en caso de realizar cambios estos se quedaran guardados en el repositorio asignado (y railway no solo es para base de datos sino que además permite códigos como java, python, c++ etc lo cual la convierte en una opción conveniente).  </w:t>
+      </w:r>
+    </w:p>
+    <w:p>
+      <w:r>
+        <w:drawing>
+          <wp:inline distT="0" distB="0" distL="114300" distR="114300">
+            <wp:extent cx="5263515" cy="2598420"/>
+            <wp:effectExtent l="0" t="0" r="9525" b="7620"/>
+            <wp:docPr id="9" name="Imagen 1"/>
+            <wp:cNvGraphicFramePr>
+              <a:graphicFrameLocks xmlns:a="http://schemas.openxmlformats.org/drawingml/2006/main" noChangeAspect="1"/>
+            </wp:cNvGraphicFramePr>
+            <a:graphic xmlns:a="http://schemas.openxmlformats.org/drawingml/2006/main">
+              <a:graphicData uri="http://schemas.openxmlformats.org/drawingml/2006/picture">
+                <pic:pic xmlns:pic="http://schemas.openxmlformats.org/drawingml/2006/picture">
+                  <pic:nvPicPr>
+                    <pic:cNvPr id="9" name="Imagen 1"/>
+                    <pic:cNvPicPr>
+                      <a:picLocks noChangeAspect="1"/>
+                    </pic:cNvPicPr>
+                  </pic:nvPicPr>
+                  <pic:blipFill>
+                    <a:blip r:embed="rId25"/>
+                    <a:stretch>
+                      <a:fillRect/>
+                    </a:stretch>
+                  </pic:blipFill>
+                  <pic:spPr>
+                    <a:xfrm>
+                      <a:off x="0" y="0"/>
+                      <a:ext cx="5263515" cy="2598420"/>
+                    </a:xfrm>
+                    <a:prstGeom prst="rect">
+                      <a:avLst/>
+                    </a:prstGeom>
+                    <a:noFill/>
+                    <a:ln>
+                      <a:noFill/>
+                    </a:ln>
+                  </pic:spPr>
+                </pic:pic>
+              </a:graphicData>
+            </a:graphic>
+          </wp:inline>
+        </w:drawing>
+      </w:r>
+    </w:p>
+    <w:p>
+      <w:pPr>
+        <w:rPr>
+          <w:rFonts w:hint="default"/>
+          <w:lang w:val="es-MX"/>
+        </w:rPr>
+      </w:pPr>
+      <w:r>
+        <w:rPr>
+          <w:rFonts w:hint="default"/>
+          <w:lang w:val="es-MX"/>
+        </w:rPr>
+        <w:t>A la hora de buscar la página esto debería de salir al ingresar en ella, arriba habrán opciones donde nos muestran lo que es capaz de hacer railway (Product), tutoriales de como usar el servicio y el apartado de comunidad (Developers), todas los asociados que hay en “Railway” (Enterprise), información sobre la compañía así como planes de afiliados entre otros (Company), información sobre los distintos planes que posee (pricing) y el que nos interesa a nosotros “Sign In” el cual al darle click nos dará la opción de vincular nuestra cuenta de github y en caso de no tener también está la opción de ingresar con la cuenta.</w:t>
+      </w:r>
+    </w:p>
+    <w:p>
+      <w:r>
+        <w:rPr>
+          <w:rFonts w:hint="default"/>
+          <w:lang w:val="es-MX"/>
+        </w:rPr>
+        <w:t xml:space="preserve"> </w:t>
+      </w:r>
+      <w:r>
+        <w:drawing>
+          <wp:inline distT="0" distB="0" distL="114300" distR="114300">
+            <wp:extent cx="5260975" cy="2607945"/>
+            <wp:effectExtent l="0" t="0" r="12065" b="13335"/>
+            <wp:docPr id="15" name="Imagen 2"/>
+            <wp:cNvGraphicFramePr>
+              <a:graphicFrameLocks xmlns:a="http://schemas.openxmlformats.org/drawingml/2006/main" noChangeAspect="1"/>
+            </wp:cNvGraphicFramePr>
+            <a:graphic xmlns:a="http://schemas.openxmlformats.org/drawingml/2006/main">
+              <a:graphicData uri="http://schemas.openxmlformats.org/drawingml/2006/picture">
+                <pic:pic xmlns:pic="http://schemas.openxmlformats.org/drawingml/2006/picture">
+                  <pic:nvPicPr>
+                    <pic:cNvPr id="15" name="Imagen 2"/>
+                    <pic:cNvPicPr>
+                      <a:picLocks noChangeAspect="1"/>
+                    </pic:cNvPicPr>
+                  </pic:nvPicPr>
+                  <pic:blipFill>
+                    <a:blip r:embed="rId26"/>
+                    <a:stretch>
+                      <a:fillRect/>
+                    </a:stretch>
+                  </pic:blipFill>
+                  <pic:spPr>
+                    <a:xfrm>
+                      <a:off x="0" y="0"/>
+                      <a:ext cx="5260975" cy="2607945"/>
+                    </a:xfrm>
+                    <a:prstGeom prst="rect">
+                      <a:avLst/>
+                    </a:prstGeom>
+                    <a:noFill/>
+                    <a:ln>
+                      <a:noFill/>
+                    </a:ln>
+                  </pic:spPr>
+                </pic:pic>
+              </a:graphicData>
+            </a:graphic>
+          </wp:inline>
+        </w:drawing>
+      </w:r>
+    </w:p>
+    <w:p>
+      <w:pPr>
+        <w:rPr>
+          <w:rFonts w:hint="default"/>
+          <w:lang w:val="es-MX"/>
+        </w:rPr>
+      </w:pPr>
+      <w:r>
+        <w:rPr>
+          <w:rFonts w:hint="default"/>
+          <w:lang w:val="es-MX"/>
+        </w:rPr>
+        <w:t xml:space="preserve">Una vez iniciada la sesión debería de estar en esta pantalla </w:t>
+      </w:r>
+    </w:p>
+    <w:p>
+      <w:r>
+        <w:drawing>
+          <wp:inline distT="0" distB="0" distL="114300" distR="114300">
+            <wp:extent cx="5271135" cy="2767965"/>
+            <wp:effectExtent l="0" t="0" r="1905" b="5715"/>
+            <wp:docPr id="24" name="Imagen 3"/>
+            <wp:cNvGraphicFramePr>
+              <a:graphicFrameLocks xmlns:a="http://schemas.openxmlformats.org/drawingml/2006/main" noChangeAspect="1"/>
+            </wp:cNvGraphicFramePr>
+            <a:graphic xmlns:a="http://schemas.openxmlformats.org/drawingml/2006/main">
+              <a:graphicData uri="http://schemas.openxmlformats.org/drawingml/2006/picture">
+                <pic:pic xmlns:pic="http://schemas.openxmlformats.org/drawingml/2006/picture">
+                  <pic:nvPicPr>
+                    <pic:cNvPr id="24" name="Imagen 3"/>
+                    <pic:cNvPicPr>
+                      <a:picLocks noChangeAspect="1"/>
+                    </pic:cNvPicPr>
+                  </pic:nvPicPr>
+                  <pic:blipFill>
+                    <a:blip r:embed="rId27"/>
+                    <a:stretch>
+                      <a:fillRect/>
+                    </a:stretch>
+                  </pic:blipFill>
+                  <pic:spPr>
+                    <a:xfrm>
+                      <a:off x="0" y="0"/>
+                      <a:ext cx="5271135" cy="2767965"/>
+                    </a:xfrm>
+                    <a:prstGeom prst="rect">
+                      <a:avLst/>
+                    </a:prstGeom>
+                    <a:noFill/>
+                    <a:ln>
+                      <a:noFill/>
+                    </a:ln>
+                  </pic:spPr>
+                </pic:pic>
+              </a:graphicData>
+            </a:graphic>
+          </wp:inline>
+        </w:drawing>
+      </w:r>
+    </w:p>
+    <w:p>
+      <w:pPr>
+        <w:rPr>
+          <w:rFonts w:hint="default"/>
+          <w:lang w:val="es-MX"/>
+        </w:rPr>
+      </w:pPr>
+      <w:r>
+        <w:rPr>
+          <w:rFonts w:hint="default"/>
+          <w:lang w:val="es-MX"/>
+        </w:rPr>
+        <w:t>En el cuadro morado está la opción de crear un nuevo proyecto, esto nos dará la opción de crear lo que necesitamos, ya sea subir un repositorio de Github, una base de datos la cual al seleccionar esta nos dará en que la queremos hacer (PostgreSQL, Redis, MongoDB o MySQL), subir una imagen de docker etc. Como la función de “TimescaleDB” es para un plan de pago no podemos subir la imagen de “Docker” por lo cual se decidió hacer una base de datos nueva y cambiar las funciones que fueran de ahí, al ser una base de datos de respaldo entonces no afecta su uso.</w:t>
+      </w:r>
+    </w:p>
+    <w:p>
+      <w:pPr>
+        <w:rPr>
+          <w:rFonts w:hint="default"/>
+          <w:lang w:val="es-MX"/>
+        </w:rPr>
+      </w:pPr>
+      <w:r>
+        <w:drawing>
+          <wp:inline distT="0" distB="0" distL="114300" distR="114300">
+            <wp:extent cx="5272405" cy="2531745"/>
+            <wp:effectExtent l="0" t="0" r="635" b="13335"/>
+            <wp:docPr id="25" name="Imagen 4"/>
+            <wp:cNvGraphicFramePr>
+              <a:graphicFrameLocks xmlns:a="http://schemas.openxmlformats.org/drawingml/2006/main" noChangeAspect="1"/>
+            </wp:cNvGraphicFramePr>
+            <a:graphic xmlns:a="http://schemas.openxmlformats.org/drawingml/2006/main">
+              <a:graphicData uri="http://schemas.openxmlformats.org/drawingml/2006/picture">
+                <pic:pic xmlns:pic="http://schemas.openxmlformats.org/drawingml/2006/picture">
+                  <pic:nvPicPr>
+                    <pic:cNvPr id="25" name="Imagen 4"/>
+                    <pic:cNvPicPr>
+                      <a:picLocks noChangeAspect="1"/>
+                    </pic:cNvPicPr>
+                  </pic:nvPicPr>
+                  <pic:blipFill>
+                    <a:blip r:embed="rId28"/>
+                    <a:stretch>
+                      <a:fillRect/>
+                    </a:stretch>
+                  </pic:blipFill>
+                  <pic:spPr>
+                    <a:xfrm>
+                      <a:off x="0" y="0"/>
+                      <a:ext cx="5272405" cy="2531745"/>
+                    </a:xfrm>
+                    <a:prstGeom prst="rect">
+                      <a:avLst/>
+                    </a:prstGeom>
+                    <a:noFill/>
+                    <a:ln>
+                      <a:noFill/>
+                    </a:ln>
+                  </pic:spPr>
+                </pic:pic>
+              </a:graphicData>
+            </a:graphic>
+          </wp:inline>
+        </w:drawing>
+      </w:r>
+    </w:p>
+    <w:p>
+      <w:pPr>
+        <w:rPr>
+          <w:rFonts w:hint="default"/>
+          <w:lang w:val="es-MX"/>
+        </w:rPr>
+      </w:pPr>
+      <w:r>
+        <w:rPr>
+          <w:rFonts w:hint="default"/>
+          <w:lang w:val="es-MX"/>
+        </w:rPr>
+        <w:t>Una vez creada  debería de salir esta pantalla, si le damos click a donde dice “Postgres” nos debería de salir la información de la base de datos, además, arriba a la derecha está la opción “add” esto es para agregar algo que sea necesario para el proyecto (son casi las mismas opciones que al crear el pryecto).</w:t>
+      </w:r>
+    </w:p>
+    <w:p>
+      <w:r>
+        <w:drawing>
+          <wp:inline distT="0" distB="0" distL="114300" distR="114300">
+            <wp:extent cx="5266690" cy="2522855"/>
+            <wp:effectExtent l="0" t="0" r="6350" b="6985"/>
+            <wp:docPr id="26" name="Imagen 5"/>
+            <wp:cNvGraphicFramePr>
+              <a:graphicFrameLocks xmlns:a="http://schemas.openxmlformats.org/drawingml/2006/main" noChangeAspect="1"/>
+            </wp:cNvGraphicFramePr>
+            <a:graphic xmlns:a="http://schemas.openxmlformats.org/drawingml/2006/main">
+              <a:graphicData uri="http://schemas.openxmlformats.org/drawingml/2006/picture">
+                <pic:pic xmlns:pic="http://schemas.openxmlformats.org/drawingml/2006/picture">
+                  <pic:nvPicPr>
+                    <pic:cNvPr id="26" name="Imagen 5"/>
+                    <pic:cNvPicPr>
+                      <a:picLocks noChangeAspect="1"/>
+                    </pic:cNvPicPr>
+                  </pic:nvPicPr>
+                  <pic:blipFill>
+                    <a:blip r:embed="rId29"/>
+                    <a:stretch>
+                      <a:fillRect/>
+                    </a:stretch>
+                  </pic:blipFill>
+                  <pic:spPr>
+                    <a:xfrm>
+                      <a:off x="0" y="0"/>
+                      <a:ext cx="5266690" cy="2522855"/>
+                    </a:xfrm>
+                    <a:prstGeom prst="rect">
+                      <a:avLst/>
+                    </a:prstGeom>
+                    <a:noFill/>
+                    <a:ln>
+                      <a:noFill/>
+                    </a:ln>
+                  </pic:spPr>
+                </pic:pic>
+              </a:graphicData>
+            </a:graphic>
+          </wp:inline>
+        </w:drawing>
+      </w:r>
+    </w:p>
+    <w:p>
+      <w:pPr>
+        <w:rPr>
+          <w:rFonts w:hint="default"/>
+          <w:lang w:val="es-MX"/>
+        </w:rPr>
+      </w:pPr>
+      <w:r>
+        <w:rPr>
+          <w:rFonts w:hint="default"/>
+          <w:lang w:val="es-MX"/>
+        </w:rPr>
+        <w:t>Como vemos salen distintas opciones, en esta pantalla estamos viendo las distintas tabas que posee, pero arriba podemos ver distintas opciones que podemos realizar (aunque algunas están bloqueadas por el plan que tenemos) pero podemos visualizar las métricas de la base de datos (datos ingresados, cantidad de datos que hay etc) pero la que nos interesa es “Settings” y “Variables”.</w:t>
+      </w:r>
+    </w:p>
+    <w:p>
+      <w:pPr>
+        <w:rPr>
+          <w:rFonts w:hint="default"/>
+          <w:lang w:val="es-MX"/>
+        </w:rPr>
+      </w:pPr>
+      <w:r>
+        <w:rPr>
+          <w:rFonts w:hint="default"/>
+          <w:lang w:val="es-MX"/>
+        </w:rPr>
+        <w:t>La primero que visualizaremos es “Settings” ya que cuando una crea una base de datos nueva estos son los valores con los que aparece por defecto:</w:t>
+      </w:r>
+    </w:p>
+    <w:p>
+      <w:pPr>
+        <w:rPr>
+          <w:rFonts w:hint="default"/>
+          <w:lang w:val="es-MX"/>
+        </w:rPr>
+      </w:pPr>
+      <w:r>
+        <w:rPr>
+          <w:rFonts w:hint="default"/>
+          <w:lang w:val="es-MX"/>
+        </w:rPr>
+        <w:t>Host name/address: postgres.railway.internal (PGHOST)</w:t>
+      </w:r>
+    </w:p>
+    <w:p>
+      <w:pPr>
+        <w:rPr>
+          <w:rFonts w:hint="default"/>
+          <w:lang w:val="es-MX"/>
+        </w:rPr>
+      </w:pPr>
+      <w:r>
+        <w:rPr>
+          <w:rFonts w:hint="default"/>
+          <w:lang w:val="es-MX"/>
+        </w:rPr>
+        <w:t>Port: 5432 (PGPORT)</w:t>
+      </w:r>
+    </w:p>
+    <w:p>
+      <w:pPr>
+        <w:rPr>
+          <w:rFonts w:hint="default"/>
+          <w:lang w:val="es-MX"/>
+        </w:rPr>
+      </w:pPr>
+      <w:r>
+        <w:rPr>
+          <w:rFonts w:hint="default"/>
+          <w:lang w:val="es-MX"/>
+        </w:rPr>
+        <w:t>Username: postgres (PGUSER)</w:t>
+      </w:r>
+    </w:p>
+    <w:p>
+      <w:pPr>
+        <w:rPr>
+          <w:rFonts w:hint="default"/>
+          <w:lang w:val="es-MX"/>
+        </w:rPr>
+      </w:pPr>
+      <w:r>
+        <w:rPr>
+          <w:rFonts w:hint="default"/>
+          <w:lang w:val="es-MX"/>
+        </w:rPr>
+        <w:t>Contraseña:  ywCTpPhemuiESKAXSWpmxQMHelyWgGcq (Lo asigna la misma plataforma pero uno lo puede cambiar PGPASSWORD)</w:t>
+      </w:r>
+    </w:p>
+    <w:p>
+      <w:pPr>
+        <w:rPr>
+          <w:rFonts w:hint="default"/>
+          <w:lang w:val="es-MX"/>
+        </w:rPr>
+      </w:pPr>
+      <w:r>
+        <w:rPr>
+          <w:rFonts w:hint="default"/>
+          <w:lang w:val="es-MX"/>
+        </w:rPr>
+        <w:t>Ahora el problema con esto es que el puerto y el host name son los predeterminados lo cual esto hace que solo uno pueda usar la base de datos, por lo cual ahora la vamos a convertir en una pública para puedan utilizarla todos los colaboradores, por lo cual nos iremos a “Settings” y buscaremos donde diga “Public Networking” y pondremos los valores que nos salgan ahí en “PGHOST” y en “PGPORT”</w:t>
+      </w:r>
+    </w:p>
+    <w:p>
+      <w:r>
+        <w:drawing>
+          <wp:inline distT="0" distB="0" distL="114300" distR="114300">
+            <wp:extent cx="5260975" cy="2520315"/>
+            <wp:effectExtent l="0" t="0" r="12065" b="9525"/>
+            <wp:docPr id="27" name="Imagen 6"/>
+            <wp:cNvGraphicFramePr>
+              <a:graphicFrameLocks xmlns:a="http://schemas.openxmlformats.org/drawingml/2006/main" noChangeAspect="1"/>
+            </wp:cNvGraphicFramePr>
+            <a:graphic xmlns:a="http://schemas.openxmlformats.org/drawingml/2006/main">
+              <a:graphicData uri="http://schemas.openxmlformats.org/drawingml/2006/picture">
+                <pic:pic xmlns:pic="http://schemas.openxmlformats.org/drawingml/2006/picture">
+                  <pic:nvPicPr>
+                    <pic:cNvPr id="27" name="Imagen 6"/>
+                    <pic:cNvPicPr>
+                      <a:picLocks noChangeAspect="1"/>
+                    </pic:cNvPicPr>
+                  </pic:nvPicPr>
+                  <pic:blipFill>
+                    <a:blip r:embed="rId30"/>
+                    <a:stretch>
+                      <a:fillRect/>
+                    </a:stretch>
+                  </pic:blipFill>
+                  <pic:spPr>
+                    <a:xfrm>
+                      <a:off x="0" y="0"/>
+                      <a:ext cx="5260975" cy="2520315"/>
+                    </a:xfrm>
+                    <a:prstGeom prst="rect">
+                      <a:avLst/>
+                    </a:prstGeom>
+                    <a:noFill/>
+                    <a:ln>
+                      <a:noFill/>
+                    </a:ln>
+                  </pic:spPr>
+                </pic:pic>
+              </a:graphicData>
+            </a:graphic>
+          </wp:inline>
+        </w:drawing>
+      </w:r>
+    </w:p>
+    <w:p>
+      <w:pPr>
+        <w:rPr>
+          <w:rFonts w:hint="default"/>
+          <w:lang w:val="es-MX"/>
+        </w:rPr>
+      </w:pPr>
+      <w:r>
+        <w:rPr>
+          <w:rFonts w:hint="default"/>
+          <w:lang w:val="es-MX"/>
+        </w:rPr>
+        <w:t>Algo que tomar en cuenta es que esto cambia por proyecto por lo cual el de la base utilizada quedó de la siguiente manera:</w:t>
+      </w:r>
+    </w:p>
+    <w:p>
+      <w:pPr>
+        <w:rPr>
+          <w:rFonts w:hint="default"/>
+          <w:lang w:val="es-MX"/>
+        </w:rPr>
+      </w:pPr>
+      <w:r>
+        <w:rPr>
+          <w:rFonts w:hint="default"/>
+          <w:lang w:val="es-MX"/>
+        </w:rPr>
+        <w:t>Nombre: Revivan el Server</w:t>
+      </w:r>
+    </w:p>
+    <w:p>
+      <w:pPr>
+        <w:rPr>
+          <w:rFonts w:hint="default"/>
+          <w:lang w:val="es-MX"/>
+        </w:rPr>
+      </w:pPr>
+      <w:r>
+        <w:rPr>
+          <w:rFonts w:hint="default"/>
+          <w:lang w:val="es-MX"/>
+        </w:rPr>
+        <w:t>Host name/address caboose.proxy.rlwy.net</w:t>
+      </w:r>
+    </w:p>
+    <w:p>
+      <w:pPr>
+        <w:rPr>
+          <w:rFonts w:hint="default"/>
+          <w:lang w:val="es-MX"/>
+        </w:rPr>
+      </w:pPr>
+      <w:r>
+        <w:rPr>
+          <w:rFonts w:hint="default"/>
+          <w:lang w:val="es-MX"/>
+        </w:rPr>
+        <w:t>Port: 17768</w:t>
+      </w:r>
+    </w:p>
+    <w:p>
+      <w:pPr>
+        <w:rPr>
+          <w:rFonts w:hint="default"/>
+          <w:lang w:val="es-MX"/>
+        </w:rPr>
+      </w:pPr>
+      <w:r>
+        <w:rPr>
+          <w:rFonts w:hint="default"/>
+          <w:lang w:val="es-MX"/>
+        </w:rPr>
+        <w:t>Database: railway</w:t>
+      </w:r>
+    </w:p>
+    <w:p>
+      <w:pPr>
+        <w:rPr>
+          <w:rFonts w:hint="default"/>
+          <w:lang w:val="es-MX"/>
+        </w:rPr>
+      </w:pPr>
+      <w:r>
+        <w:rPr>
+          <w:rFonts w:hint="default"/>
+          <w:lang w:val="es-MX"/>
+        </w:rPr>
+        <w:t>Username: postgres</w:t>
+      </w:r>
+    </w:p>
+    <w:p>
+      <w:pPr>
+        <w:rPr>
+          <w:rFonts w:hint="default"/>
+          <w:lang w:val="es-MX"/>
+        </w:rPr>
+      </w:pPr>
+      <w:r>
+        <w:rPr>
+          <w:rFonts w:hint="default"/>
+          <w:lang w:val="es-MX"/>
+        </w:rPr>
+        <w:t>Contraseña: GoSmDUXwjTOZWZNBOZqlFdNsAqWdJKCV</w:t>
+      </w:r>
+    </w:p>
+    <w:p>
+      <w:pPr>
+        <w:rPr>
+          <w:rFonts w:hint="default"/>
+          <w:lang w:val="es-MX"/>
+        </w:rPr>
+      </w:pPr>
+      <w:r>
+        <w:rPr>
+          <w:rFonts w:hint="default"/>
+          <w:lang w:val="es-MX"/>
+        </w:rPr>
+        <w:t>Estos datos serán ingresados en “pgAdmin” a la hora de ingresar una nueva base de datos de la siguiente manera:</w:t>
+      </w:r>
+    </w:p>
+    <w:p>
+      <w:r>
+        <w:drawing>
+          <wp:inline distT="0" distB="0" distL="114300" distR="114300">
+            <wp:extent cx="5271770" cy="4203700"/>
+            <wp:effectExtent l="0" t="0" r="1270" b="2540"/>
+            <wp:docPr id="28" name="Imagen 7"/>
+            <wp:cNvGraphicFramePr>
+              <a:graphicFrameLocks xmlns:a="http://schemas.openxmlformats.org/drawingml/2006/main" noChangeAspect="1"/>
+            </wp:cNvGraphicFramePr>
+            <a:graphic xmlns:a="http://schemas.openxmlformats.org/drawingml/2006/main">
+              <a:graphicData uri="http://schemas.openxmlformats.org/drawingml/2006/picture">
+                <pic:pic xmlns:pic="http://schemas.openxmlformats.org/drawingml/2006/picture">
+                  <pic:nvPicPr>
+                    <pic:cNvPr id="28" name="Imagen 7"/>
+                    <pic:cNvPicPr>
+                      <a:picLocks noChangeAspect="1"/>
+                    </pic:cNvPicPr>
+                  </pic:nvPicPr>
+                  <pic:blipFill>
+                    <a:blip r:embed="rId31"/>
+                    <a:stretch>
+                      <a:fillRect/>
+                    </a:stretch>
+                  </pic:blipFill>
+                  <pic:spPr>
+                    <a:xfrm>
+                      <a:off x="0" y="0"/>
+                      <a:ext cx="5271770" cy="4203700"/>
+                    </a:xfrm>
+                    <a:prstGeom prst="rect">
+                      <a:avLst/>
+                    </a:prstGeom>
+                    <a:noFill/>
+                    <a:ln>
+                      <a:noFill/>
+                    </a:ln>
+                  </pic:spPr>
+                </pic:pic>
+              </a:graphicData>
+            </a:graphic>
+          </wp:inline>
+        </w:drawing>
+      </w:r>
+    </w:p>
+    <w:p>
+      <w:pPr>
+        <w:rPr>
+          <w:rFonts w:hint="default"/>
+          <w:lang w:val="es-MX"/>
+        </w:rPr>
+      </w:pPr>
+      <w:r>
+        <w:drawing>
+          <wp:inline distT="0" distB="0" distL="114300" distR="114300">
+            <wp:extent cx="5269865" cy="4176395"/>
+            <wp:effectExtent l="0" t="0" r="3175" b="14605"/>
+            <wp:docPr id="29" name="Imagen 8"/>
+            <wp:cNvGraphicFramePr>
+              <a:graphicFrameLocks xmlns:a="http://schemas.openxmlformats.org/drawingml/2006/main" noChangeAspect="1"/>
+            </wp:cNvGraphicFramePr>
+            <a:graphic xmlns:a="http://schemas.openxmlformats.org/drawingml/2006/main">
+              <a:graphicData uri="http://schemas.openxmlformats.org/drawingml/2006/picture">
+                <pic:pic xmlns:pic="http://schemas.openxmlformats.org/drawingml/2006/picture">
+                  <pic:nvPicPr>
+                    <pic:cNvPr id="29" name="Imagen 8"/>
+                    <pic:cNvPicPr>
+                      <a:picLocks noChangeAspect="1"/>
+                    </pic:cNvPicPr>
+                  </pic:nvPicPr>
+                  <pic:blipFill>
+                    <a:blip r:embed="rId32"/>
+                    <a:stretch>
+                      <a:fillRect/>
+                    </a:stretch>
+                  </pic:blipFill>
+                  <pic:spPr>
+                    <a:xfrm>
+                      <a:off x="0" y="0"/>
+                      <a:ext cx="5269865" cy="4176395"/>
+                    </a:xfrm>
+                    <a:prstGeom prst="rect">
+                      <a:avLst/>
+                    </a:prstGeom>
+                    <a:noFill/>
+                    <a:ln>
+                      <a:noFill/>
+                    </a:ln>
+                  </pic:spPr>
+                </pic:pic>
+              </a:graphicData>
+            </a:graphic>
+          </wp:inline>
+        </w:drawing>
+      </w:r>
+    </w:p>
+    <w:p>
+      <w:pPr>
+        <w:rPr>
+          <w:rFonts w:hint="default"/>
+          <w:lang w:val="es-MX"/>
+        </w:rPr>
+      </w:pPr>
+      <w:r>
+        <w:rPr>
+          <w:rFonts w:hint="default"/>
+          <w:lang w:val="es-MX"/>
+        </w:rPr>
+        <w:t xml:space="preserve">Le damos la opción de salvar contraseña para no tener que estarla ingresando y en el botón que dice “Save” nos conectará la base </w:t>
+      </w:r>
+    </w:p>
+    <w:p>
+      <w:pPr>
+        <w:rPr>
+          <w:rFonts w:hint="default"/>
+          <w:lang w:val="es-MX"/>
+        </w:rPr>
+      </w:pPr>
+      <w:r>
+        <w:drawing>
+          <wp:inline distT="0" distB="0" distL="114300" distR="114300">
+            <wp:extent cx="5267325" cy="2760345"/>
+            <wp:effectExtent l="0" t="0" r="0" b="0"/>
+            <wp:docPr id="30" name="Imagen 9"/>
+            <wp:cNvGraphicFramePr>
+              <a:graphicFrameLocks xmlns:a="http://schemas.openxmlformats.org/drawingml/2006/main" noChangeAspect="1"/>
+            </wp:cNvGraphicFramePr>
+            <a:graphic xmlns:a="http://schemas.openxmlformats.org/drawingml/2006/main">
+              <a:graphicData uri="http://schemas.openxmlformats.org/drawingml/2006/picture">
+                <pic:pic xmlns:pic="http://schemas.openxmlformats.org/drawingml/2006/picture">
+                  <pic:nvPicPr>
+                    <pic:cNvPr id="30" name="Imagen 9"/>
+                    <pic:cNvPicPr>
+                      <a:picLocks noChangeAspect="1"/>
+                    </pic:cNvPicPr>
+                  </pic:nvPicPr>
+                  <pic:blipFill>
+                    <a:blip r:embed="rId33"/>
+                    <a:srcRect t="867"/>
+                    <a:stretch>
+                      <a:fillRect/>
+                    </a:stretch>
+                  </pic:blipFill>
+                  <pic:spPr>
+                    <a:xfrm>
+                      <a:off x="0" y="0"/>
+                      <a:ext cx="5267325" cy="2760345"/>
+                    </a:xfrm>
+                    <a:prstGeom prst="rect">
+                      <a:avLst/>
+                    </a:prstGeom>
+                    <a:noFill/>
+                    <a:ln>
+                      <a:noFill/>
+                    </a:ln>
+                  </pic:spPr>
+                </pic:pic>
+              </a:graphicData>
+            </a:graphic>
+          </wp:inline>
+        </w:drawing>
+      </w:r>
+    </w:p>
+    <w:p>
+      <w:pPr>
+        <w:rPr>
+          <w:rFonts w:hint="default"/>
+          <w:lang w:val="es-MX"/>
+        </w:rPr>
+      </w:pPr>
+    </w:p>
+    <w:p>
+      <w:pPr>
+        <w:pStyle w:val="2"/>
+        <w:bidi w:val="0"/>
+        <w:rPr>
+          <w:rFonts w:hint="default"/>
+          <w:lang w:val="es-MX"/>
+        </w:rPr>
+      </w:pPr>
+      <w:bookmarkStart w:id="5" w:name="_Toc3222"/>
+      <w:r>
+        <w:rPr>
+          <w:rFonts w:hint="default"/>
+          <w:lang w:val="es-MX"/>
+        </w:rPr>
+        <w:t>Grafana</w:t>
+      </w:r>
+      <w:bookmarkEnd w:id="5"/>
+    </w:p>
+    <w:p>
+      <w:pPr>
+        <w:rPr>
+          <w:rFonts w:hint="default"/>
+          <w:lang w:val="es-MX"/>
+        </w:rPr>
+      </w:pPr>
+      <w:r>
+        <w:rPr>
+          <w:rFonts w:hint="default"/>
+          <w:lang w:val="es-MX"/>
+        </w:rPr>
+        <w:t>Grafana es una herramienta de visualización de datos de software libre (opensource) la cual gracias a esto nos tiene una gran cantidad de funciones y utilidades que nos van a facilitar mostrar los datos que hay dentro de nuestra base de datos.</w:t>
+      </w:r>
       <w:bookmarkStart w:id="7" w:name="_GoBack"/>
       <w:bookmarkEnd w:id="7"/>
-    </w:p>
-    <w:p>
-      <w:pPr>
-        <w:rPr>
-          <w:rFonts w:hint="default"/>
-          <w:lang w:val="es-MX"/>
-        </w:rPr>
-      </w:pPr>
       <w:r>
         <w:rPr>
           <w:rFonts w:hint="default"/>
@@ -3122,215 +3990,6 @@
           <w:lang w:val="es-MX"/>
         </w:rPr>
       </w:pPr>
-      <w:r>
-        <w:rPr>
-          <w:rFonts w:hint="default"/>
-          <w:lang w:val="es-MX"/>
-        </w:rPr>
-        <w:t>Nombre: Revivan el Server</w:t>
-      </w:r>
-    </w:p>
-    <w:p>
-      <w:pPr>
-        <w:rPr>
-          <w:rFonts w:hint="default"/>
-          <w:lang w:val="es-MX"/>
-        </w:rPr>
-      </w:pPr>
-      <w:r>
-        <w:rPr>
-          <w:rFonts w:hint="default"/>
-          <w:lang w:val="es-MX"/>
-        </w:rPr>
-        <w:t>Host name/address caboose.proxy.rlwy.net</w:t>
-      </w:r>
-    </w:p>
-    <w:p>
-      <w:pPr>
-        <w:rPr>
-          <w:rFonts w:hint="default"/>
-          <w:lang w:val="es-MX"/>
-        </w:rPr>
-      </w:pPr>
-      <w:r>
-        <w:rPr>
-          <w:rFonts w:hint="default"/>
-          <w:lang w:val="es-MX"/>
-        </w:rPr>
-        <w:t>Port: 17768</w:t>
-      </w:r>
-    </w:p>
-    <w:p>
-      <w:pPr>
-        <w:rPr>
-          <w:rFonts w:hint="default"/>
-          <w:lang w:val="es-MX"/>
-        </w:rPr>
-      </w:pPr>
-      <w:r>
-        <w:rPr>
-          <w:rFonts w:hint="default"/>
-          <w:lang w:val="es-MX"/>
-        </w:rPr>
-        <w:t>Username: Postgres</w:t>
-      </w:r>
-    </w:p>
-    <w:p>
-      <w:pPr>
-        <w:rPr>
-          <w:rFonts w:hint="default"/>
-          <w:lang w:val="es-MX"/>
-        </w:rPr>
-      </w:pPr>
-      <w:r>
-        <w:rPr>
-          <w:rFonts w:hint="default"/>
-          <w:lang w:val="es-MX"/>
-        </w:rPr>
-        <w:t>Contraseña: GoSmDUXwjTOZWZNBOZqlFdNsAqWdJKCV</w:t>
-      </w:r>
-    </w:p>
-    <w:p>
-      <w:pPr>
-        <w:rPr>
-          <w:rFonts w:hint="default"/>
-          <w:lang w:val="es-MX"/>
-        </w:rPr>
-      </w:pPr>
-    </w:p>
-    <w:p>
-      <w:pPr>
-        <w:rPr>
-          <w:rFonts w:hint="default"/>
-          <w:lang w:val="es-MX"/>
-        </w:rPr>
-      </w:pPr>
-      <w:r>
-        <w:rPr>
-          <w:rFonts w:hint="default"/>
-          <w:lang w:val="es-MX"/>
-        </w:rPr>
-        <w:t>Insersión de Datos:</w:t>
-      </w:r>
-      <w:r>
-        <w:rPr>
-          <w:rFonts w:hint="default"/>
-          <w:lang w:val="es-MX"/>
-        </w:rPr>
-        <w:br w:type="textWrapping"/>
-      </w:r>
-      <w:r>
-        <w:rPr>
-          <w:rFonts w:hint="default"/>
-          <w:lang w:val="es-MX"/>
-        </w:rPr>
-        <w:t>python sumo_importer.py `</w:t>
-      </w:r>
-    </w:p>
-    <w:p>
-      <w:pPr>
-        <w:rPr>
-          <w:rFonts w:hint="default"/>
-          <w:lang w:val="es-MX"/>
-        </w:rPr>
-      </w:pPr>
-      <w:r>
-        <w:rPr>
-          <w:rFonts w:hint="default"/>
-          <w:lang w:val="es-MX"/>
-        </w:rPr>
-        <w:t xml:space="preserve">  --dir "C:\BigData\Proyecto_Nube\Simulacion" `</w:t>
-      </w:r>
-    </w:p>
-    <w:p>
-      <w:pPr>
-        <w:rPr>
-          <w:rFonts w:hint="default"/>
-          <w:lang w:val="es-MX"/>
-        </w:rPr>
-      </w:pPr>
-      <w:r>
-        <w:rPr>
-          <w:rFonts w:hint="default"/>
-          <w:lang w:val="es-MX"/>
-        </w:rPr>
-        <w:t xml:space="preserve">  --run-name "Simulacion_Railway" `</w:t>
-      </w:r>
-    </w:p>
-    <w:p>
-      <w:pPr>
-        <w:rPr>
-          <w:rFonts w:hint="default"/>
-          <w:lang w:val="es-MX"/>
-        </w:rPr>
-      </w:pPr>
-      <w:r>
-        <w:rPr>
-          <w:rFonts w:hint="default"/>
-          <w:lang w:val="es-MX"/>
-        </w:rPr>
-        <w:t xml:space="preserve">  --host caboose.proxy.rlwy.net ` </w:t>
-      </w:r>
-    </w:p>
-    <w:p>
-      <w:pPr>
-        <w:rPr>
-          <w:rFonts w:hint="default"/>
-          <w:lang w:val="es-MX"/>
-        </w:rPr>
-      </w:pPr>
-      <w:r>
-        <w:rPr>
-          <w:rFonts w:hint="default"/>
-          <w:lang w:val="es-MX"/>
-        </w:rPr>
-        <w:t xml:space="preserve">  --port 17768 `                </w:t>
-      </w:r>
-    </w:p>
-    <w:p>
-      <w:pPr>
-        <w:rPr>
-          <w:rFonts w:hint="default"/>
-          <w:lang w:val="es-MX"/>
-        </w:rPr>
-      </w:pPr>
-      <w:r>
-        <w:rPr>
-          <w:rFonts w:hint="default"/>
-          <w:lang w:val="es-MX"/>
-        </w:rPr>
-        <w:t xml:space="preserve">  --database railway `      </w:t>
-      </w:r>
-    </w:p>
-    <w:p>
-      <w:pPr>
-        <w:rPr>
-          <w:rFonts w:hint="default"/>
-          <w:lang w:val="es-MX"/>
-        </w:rPr>
-      </w:pPr>
-      <w:r>
-        <w:rPr>
-          <w:rFonts w:hint="default"/>
-          <w:lang w:val="es-MX"/>
-        </w:rPr>
-        <w:t xml:space="preserve">  --user postgres `</w:t>
-      </w:r>
-    </w:p>
-    <w:p>
-      <w:pPr>
-        <w:rPr>
-          <w:rFonts w:hint="default"/>
-          <w:lang w:val="es-MX"/>
-        </w:rPr>
-      </w:pPr>
-      <w:r>
-        <w:rPr>
-          <w:rFonts w:hint="default"/>
-          <w:lang w:val="es-MX"/>
-        </w:rPr>
-        <w:t xml:space="preserve">  --password GoSmDUXwjTOZWZNBOZqlFdNsAqWdJKCV  </w:t>
-      </w:r>
     </w:p>
     <w:p>
       <w:pPr>
@@ -3341,26 +4000,7 @@
           <w:lang w:val="es-MX"/>
         </w:rPr>
       </w:pPr>
-      <w:bookmarkStart w:id="5" w:name="_Toc32670"/>
-      <w:r>
-        <w:rPr>
-          <w:rFonts w:hint="default"/>
-          <w:lang w:val="es-MX"/>
-        </w:rPr>
-        <w:t>Grafana</w:t>
-      </w:r>
-      <w:bookmarkEnd w:id="5"/>
-    </w:p>
-    <w:p>
-      <w:pPr>
-        <w:pStyle w:val="2"/>
-        <w:bidi w:val="0"/>
-        <w:rPr>
-          <w:rFonts w:hint="default"/>
-          <w:lang w:val="es-MX"/>
-        </w:rPr>
-      </w:pPr>
-      <w:bookmarkStart w:id="6" w:name="_Toc2523"/>
+      <w:bookmarkStart w:id="6" w:name="_Toc14094"/>
       <w:r>
         <w:rPr>
           <w:rFonts w:hint="default"/>
@@ -3400,6 +4040,14 @@
         </w:rPr>
         <w:t xml:space="preserve">  </w:t>
       </w:r>
+    </w:p>
+    <w:p>
+      <w:pPr>
+        <w:rPr>
+          <w:rFonts w:hint="default"/>
+          <w:lang w:val="es-MX"/>
+        </w:rPr>
+      </w:pPr>
       <w:r>
         <w:rPr>
           <w:rFonts w:hint="default"/>
@@ -3676,6 +4324,121 @@
         </w:rPr>
         <w:fldChar w:fldCharType="end"/>
       </w:r>
+    </w:p>
+    <w:p>
+      <w:pPr>
+        <w:rPr>
+          <w:rFonts w:hint="default"/>
+          <w:i w:val="0"/>
+          <w:iCs w:val="0"/>
+          <w:lang w:val="es-MX"/>
+        </w:rPr>
+      </w:pPr>
+      <w:r>
+        <w:rPr>
+          <w:rFonts w:hint="default"/>
+          <w:i w:val="0"/>
+          <w:iCs w:val="0"/>
+          <w:lang w:val="es-MX"/>
+        </w:rPr>
+        <w:t xml:space="preserve">Olano, J. (22 de diciembre de 2025). ¿Qué es Grafana? ¡Veamos su historia y cómo se relaciona con otros software! Pandora FMS. </w:t>
+      </w:r>
+    </w:p>
+    <w:p>
+      <w:pPr>
+        <w:rPr>
+          <w:rFonts w:hint="default"/>
+          <w:i w:val="0"/>
+          <w:iCs w:val="0"/>
+          <w:lang w:val="es-MX"/>
+        </w:rPr>
+      </w:pPr>
+      <w:r>
+        <w:rPr>
+          <w:rFonts w:hint="default"/>
+          <w:i w:val="0"/>
+          <w:iCs w:val="0"/>
+          <w:lang w:val="es-MX"/>
+        </w:rPr>
+        <w:fldChar w:fldCharType="begin"/>
+      </w:r>
+      <w:r>
+        <w:rPr>
+          <w:rFonts w:hint="default"/>
+          <w:i w:val="0"/>
+          <w:iCs w:val="0"/>
+          <w:lang w:val="es-MX"/>
+        </w:rPr>
+        <w:instrText xml:space="preserve"> HYPERLINK "https://pandorafms.com/blog/es/que-es-grafana/" </w:instrText>
+      </w:r>
+      <w:r>
+        <w:rPr>
+          <w:rFonts w:hint="default"/>
+          <w:i w:val="0"/>
+          <w:iCs w:val="0"/>
+          <w:lang w:val="es-MX"/>
+        </w:rPr>
+        <w:fldChar w:fldCharType="separate"/>
+      </w:r>
+      <w:r>
+        <w:rPr>
+          <w:rStyle w:val="6"/>
+          <w:rFonts w:hint="default"/>
+          <w:i w:val="0"/>
+          <w:iCs w:val="0"/>
+          <w:lang w:val="es-MX"/>
+        </w:rPr>
+        <w:t>https://pandorafms.com/blog/es/que-es-grafana/</w:t>
+      </w:r>
+      <w:r>
+        <w:rPr>
+          <w:rFonts w:hint="default"/>
+          <w:i w:val="0"/>
+          <w:iCs w:val="0"/>
+          <w:lang w:val="es-MX"/>
+        </w:rPr>
+        <w:fldChar w:fldCharType="end"/>
+      </w:r>
+    </w:p>
+    <w:p>
+      <w:pPr>
+        <w:rPr>
+          <w:rFonts w:hint="default"/>
+          <w:i w:val="0"/>
+          <w:iCs w:val="0"/>
+          <w:lang w:val="es-MX"/>
+        </w:rPr>
+      </w:pPr>
+    </w:p>
+    <w:p>
+      <w:pPr>
+        <w:rPr>
+          <w:rFonts w:hint="default"/>
+          <w:i w:val="0"/>
+          <w:iCs w:val="0"/>
+          <w:lang w:val="es-MX"/>
+        </w:rPr>
+      </w:pPr>
+    </w:p>
+    <w:p>
+      <w:pPr>
+        <w:rPr>
+          <w:rFonts w:hint="default"/>
+          <w:i w:val="0"/>
+          <w:iCs w:val="0"/>
+          <w:lang w:val="es-MX"/>
+        </w:rPr>
+      </w:pPr>
+    </w:p>
+    <w:p>
+      <w:pPr>
+        <w:rPr>
+          <w:rFonts w:hint="default"/>
+          <w:i w:val="0"/>
+          <w:iCs w:val="0"/>
+          <w:lang w:val="es-MX"/>
+        </w:rPr>
+      </w:pPr>
     </w:p>
     <w:p>
       <w:pPr>
@@ -4032,11 +4795,13 @@
   </w:style>
   <w:style w:type="paragraph" w:customStyle="1" w:styleId="8">
     <w:name w:val="WPSOffice手动目录 1"/>
+    <w:qFormat/>
     <w:uiPriority w:val="0"/>
     <w:pPr>
       <w:ind w:leftChars="0"/>
     </w:pPr>
     <w:rPr>
+      <w:rFonts w:ascii="Times New Roman" w:hAnsi="Times New Roman" w:eastAsia="SimSun" w:cs="Times New Roman"/>
       <w:sz w:val="20"/>
       <w:szCs w:val="20"/>
     </w:rPr>
